--- a/dist/weeks-2학기/서비스디자인_2학기_중간보고서_작성안내.docx
+++ b/dist/weeks-2학기/서비스디자인_2학기_중간보고서_작성안내.docx
@@ -46,7 +46,7 @@
           <w:sz w:val="20"/>
           <w:szCs w:val="20"/>
         </w:rPr>
-        <w:t xml:space="preserve">8주차(10월 28일) 중간평가 제출물 · 7주차 수업에서 안내한 내용입니다.</w:t>
+        <w:t xml:space="preserve">9주차(10월 28일) 중간평가 제출물 · 8주차 수업에서 안내한 내용입니다.</w:t>
       </w:r>
     </w:p>
     <w:p>
@@ -206,7 +206,7 @@
           <w:sz w:val="20"/>
           <w:szCs w:val="20"/>
         </w:rPr>
-        <w:t xml:space="preserve">8주차 수업 방식 — </w:t>
+        <w:t xml:space="preserve">중간평가 수업 방식 — </w:t>
       </w:r>
       <w:r>
         <w:rPr>
@@ -382,7 +382,7 @@
           <w:sz w:val="20"/>
           <w:szCs w:val="20"/>
         </w:rPr>
-        <w:t xml:space="preserve">기준 화면 폭 · 하단 GNB · 헤더 · 리스트 · 카드 · 아이콘 · 입력 요소 · 버튼 · 세그먼트 탭. 3~5주차에 쌓은 값을 한 장에 모읍니다.</w:t>
+        <w:t xml:space="preserve">기준 화면 폭 · 하단 GNB · 헤더 · 리스트 · 카드 · 아이콘 · 입력 요소 · 버튼 · 세그먼트 탭. 3~6주차에 쌓은 값을 한 장에 모읍니다.</w:t>
       </w:r>
     </w:p>
     <w:p>
@@ -423,7 +423,7 @@
           <w:sz w:val="20"/>
           <w:szCs w:val="20"/>
         </w:rPr>
-        <w:t xml:space="preserve">색 · 글자 · 간격. 값과 이름과 쓰는 자리까지 적습니다. 4주차 산출물입니다.</w:t>
+        <w:t xml:space="preserve">색 · 글자 · 간격. 값과 이름과 쓰는 자리까지 적습니다. 5주차 산출물입니다.</w:t>
       </w:r>
     </w:p>
     <w:p>
@@ -505,7 +505,7 @@
           <w:sz w:val="20"/>
           <w:szCs w:val="20"/>
         </w:rPr>
-        <w:t xml:space="preserve">흐름끼리 어떻게 이어지는지 한 장, 그리고 흐름 셋의 화면 전체. 6~7주차 산출물입니다.</w:t>
+        <w:t xml:space="preserve">흐름끼리 어떻게 이어지는지 한 장, 그리고 흐름 셋의 화면 전체. 7~8주차 산출물입니다.</w:t>
       </w:r>
     </w:p>
     <w:p>
@@ -546,7 +546,7 @@
           <w:sz w:val="20"/>
           <w:szCs w:val="20"/>
         </w:rPr>
-        <w:t xml:space="preserve">7주차에 만든 여섯 칸 표. 보고서에서 가장 중요한 장입니다.</w:t>
+        <w:t xml:space="preserve">8주차에 만든 여섯 칸 표. 보고서에서 가장 중요한 장입니다.</w:t>
       </w:r>
     </w:p>
     <w:p>
@@ -598,7 +598,7 @@
           <w:sz w:val="20"/>
           <w:szCs w:val="20"/>
         </w:rPr>
-        <w:t xml:space="preserve">9~15주차에 무엇을 언제 할지. 화면 목록표에서 상태가 '없음'인 줄의 개수를 남은 주차로 나누면 나옵니다.</w:t>
+        <w:t xml:space="preserve">10~15주차에 무엇을 언제 할지. 화면 목록표에서 상태가 '없음'인 줄의 개수를 남은 주차로 나누면 나옵니다.</w:t>
       </w:r>
     </w:p>
     <w:p>
@@ -781,7 +781,7 @@
           <w:sz w:val="20"/>
           <w:szCs w:val="20"/>
         </w:rPr>
-        <w:t xml:space="preserve">졸업 전시 패널에 올릴 후보에 표시합니다. 12주차에 확정합니다.</w:t>
+        <w:t xml:space="preserve">졸업 전시 패널에 올릴 후보에 표시합니다. 13주차에 확정합니다.</w:t>
       </w:r>
     </w:p>
     <w:p>
